--- a/docs/do-an-tot-nghiep.docx
+++ b/docs/do-an-tot-nghiep.docx
@@ -17527,6 +17527,7 @@
               <w:jc w:val="center"/>
             </w:pPr>
             <w:r>
+              <w:lastRenderedPageBreak/>
               <w:t>5</w:t>
             </w:r>
           </w:p>
@@ -21319,6 +21320,7 @@
               <w:rPr>
                 <w:szCs w:val="26"/>
               </w:rPr>
+              <w:lastRenderedPageBreak/>
               <w:t>Luồng ngoại lệ</w:t>
             </w:r>
           </w:p>
@@ -26203,6 +26205,7 @@
               <w:spacing w:line="360" w:lineRule="auto"/>
             </w:pPr>
             <w:r>
+              <w:lastRenderedPageBreak/>
               <w:t>Status</w:t>
             </w:r>
           </w:p>
@@ -33286,13 +33289,7 @@
     </w:p>
     <w:p>
       <w:r>
-        <w:t xml:space="preserve">Sự kiện miền (Domain Event) </w:t>
-      </w:r>
-      <w:r>
-        <w:t>dùng để thông báo cho các aggregate</w:t>
-      </w:r>
-      <w:r>
-        <w:t xml:space="preserve"> khác rằng đã có một sự thay đổi dữ liểu của aggregate khác bên trong bound context</w:t>
+        <w:t>Sự kiện miền (Domain Event) dùng để thông báo cho các aggregate khác rằng đã có một sự thay đổi dữ liểu của aggregate khác bên trong bound context</w:t>
       </w:r>
     </w:p>
     <w:p>
@@ -34708,29 +34705,7 @@
       <w:pPr>
         <w:spacing w:after="160" w:line="278" w:lineRule="auto"/>
         <w:rPr>
-          <w:b/>
-          <w:bCs/>
-          <w:color w:val="000000"/>
-          <w:szCs w:val="26"/>
-        </w:rPr>
-      </w:pPr>
-      <w:r>
-        <w:rPr>
-          <w:b/>
-          <w:bCs/>
-          <w:color w:val="000000"/>
-        </w:rPr>
-        <w:br w:type="page"/>
-      </w:r>
-    </w:p>
-    <w:p>
-      <w:pPr>
-        <w:pStyle w:val="Heading1"/>
-        <w:jc w:val="center"/>
-        <w:rPr>
-          <w:rFonts w:ascii="Times New Roman" w:hAnsi="Times New Roman" w:cs="Times New Roman"/>
           <w:color w:val="000000" w:themeColor="text1"/>
-          <w:sz w:val="26"/>
           <w:szCs w:val="26"/>
           <w14:shadow w14:blurRad="38100" w14:dist="19050" w14:dir="2700000" w14:sx="100000" w14:sy="100000" w14:kx="0" w14:ky="0" w14:algn="tl">
             <w14:schemeClr w14:val="dk1">
@@ -34750,9 +34725,7 @@
       <w:bookmarkStart w:id="161" w:name="_Toc201335958"/>
       <w:r>
         <w:rPr>
-          <w:rFonts w:ascii="Times New Roman" w:hAnsi="Times New Roman" w:cs="Times New Roman"/>
           <w:color w:val="000000" w:themeColor="text1"/>
-          <w:sz w:val="26"/>
           <w:szCs w:val="26"/>
           <w14:shadow w14:blurRad="38100" w14:dist="19050" w14:dir="2700000" w14:sx="100000" w14:sy="100000" w14:kx="0" w14:ky="0" w14:algn="tl">
             <w14:schemeClr w14:val="dk1">
@@ -34765,7 +34738,6 @@
             <w14:round/>
           </w14:textOutline>
         </w:rPr>
-        <w:lastRenderedPageBreak/>
         <w:t>TÀI LIỆU THAM KHẢO</w:t>
       </w:r>
       <w:bookmarkEnd w:id="158"/>
@@ -35312,7 +35284,15 @@
                 <w:color w:val="000000" w:themeColor="text1"/>
                 <w:lang w:val="en-US"/>
               </w:rPr>
-              <w:t xml:space="preserve">, [Online]. Available: </w:t>
+              <w:t xml:space="preserve">, </w:t>
+            </w:r>
+            <w:r>
+              <w:rPr>
+                <w:color w:val="000000" w:themeColor="text1"/>
+                <w:lang w:val="en-US"/>
+              </w:rPr>
+              <w:lastRenderedPageBreak/>
+              <w:t xml:space="preserve">[Online]. Available: </w:t>
             </w:r>
             <w:hyperlink r:id="rId59" w:tgtFrame="_new" w:history="1">
               <w:r>

--- a/docs/do-an-tot-nghiep.docx
+++ b/docs/do-an-tot-nghiep.docx
@@ -187,7 +187,7 @@
           </mc:Choice>
           <mc:Fallback>
             <w:pict>
-              <v:shape w14:anchorId="7B1B7324" id="Graphic 2" o:spid="_x0000_s1026" style="position:absolute;margin-left:416.2pt;margin-top:-33pt;width:467.4pt;height:709.5pt;z-index:-251656192;visibility:visible;mso-wrap-style:square;mso-width-percent:0;mso-wrap-distance-left:9pt;mso-wrap-distance-top:0;mso-wrap-distance-right:9pt;mso-wrap-distance-bottom:0;mso-position-horizontal:right;mso-position-horizontal-relative:margin;mso-position-vertical:absolute;mso-position-vertical-relative:text;mso-width-percent:0;mso-width-relative:margin;v-text-anchor:top" coordsize="5930265,9010650" o:gfxdata="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" path="m5887021,41910r-10795,l5876226,53340r,8902700l53975,8956040r,-8902700l5876226,53340r,-11430l43180,41910r,11430l43180,8956040r,11430l5887021,8967470r,-10859l5887021,8956040r,-8902700l5887021,41910xem5930201,r-32385,l5897816,31750r,8945880l32385,8977630r,-8945880l5897816,31750r,-31750l,,,31750,,8977630r,33020l5930201,9010650r,-32449l5930201,8977630r,-8945880l5930201,31623r,-31623xe" fillcolor="black" stroked="f">
+              <v:shape w14:anchorId="38ACDB10" id="Graphic 2" o:spid="_x0000_s1026" style="position:absolute;margin-left:416.2pt;margin-top:-33pt;width:467.4pt;height:709.5pt;z-index:-251656192;visibility:visible;mso-wrap-style:square;mso-width-percent:0;mso-wrap-distance-left:9pt;mso-wrap-distance-top:0;mso-wrap-distance-right:9pt;mso-wrap-distance-bottom:0;mso-position-horizontal:right;mso-position-horizontal-relative:margin;mso-position-vertical:absolute;mso-position-vertical-relative:text;mso-width-percent:0;mso-width-relative:margin;v-text-anchor:top" coordsize="5930265,9010650" o:gfxdata="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" path="m5887021,41910r-10795,l5876226,53340r,8902700l53975,8956040r,-8902700l5876226,53340r,-11430l43180,41910r,11430l43180,8956040r,11430l5887021,8967470r,-10859l5887021,8956040r,-8902700l5887021,41910xem5930201,r-32385,l5897816,31750r,8945880l32385,8977630r,-8945880l5897816,31750r,-31750l,,,31750,,8977630r,33020l5930201,9010650r,-32449l5930201,8977630r,-8945880l5930201,31623r,-31623xe" fillcolor="black" stroked="f">
                 <v:path arrowok="t"/>
                 <w10:wrap anchorx="margin"/>
               </v:shape>
@@ -7009,7 +7009,7 @@
                 <w:noProof/>
                 <w:webHidden/>
               </w:rPr>
-              <w:t>55</w:t>
+              <w:t>56</w:t>
             </w:r>
             <w:r>
               <w:rPr>
@@ -7084,7 +7084,7 @@
                 <w:noProof/>
                 <w:webHidden/>
               </w:rPr>
-              <w:t>55</w:t>
+              <w:t>56</w:t>
             </w:r>
             <w:r>
               <w:rPr>
@@ -7159,7 +7159,7 @@
                 <w:noProof/>
                 <w:webHidden/>
               </w:rPr>
-              <w:t>55</w:t>
+              <w:t>56</w:t>
             </w:r>
             <w:r>
               <w:rPr>
@@ -7239,7 +7239,7 @@
                 <w:noProof/>
                 <w:webHidden/>
               </w:rPr>
-              <w:t>61</w:t>
+              <w:t>60</w:t>
             </w:r>
             <w:r>
               <w:rPr>
@@ -32208,6 +32208,179 @@
     </w:p>
     <w:p>
       <w:pPr>
+        <w:jc w:val="center"/>
+        <w:rPr>
+          <w:b/>
+          <w:bCs/>
+        </w:rPr>
+      </w:pPr>
+      <w:r>
+        <w:rPr>
+          <w:noProof/>
+        </w:rPr>
+        <w:lastRenderedPageBreak/>
+        <w:drawing>
+          <wp:inline distT="0" distB="0" distL="0" distR="0" wp14:anchorId="2001837F" wp14:editId="406BD433">
+            <wp:extent cx="5943600" cy="3268345"/>
+            <wp:effectExtent l="0" t="0" r="0" b="8255"/>
+            <wp:docPr id="1873206379" name="Picture 1" descr="A diagram of a computer application&#10;&#10;AI-generated content may be incorrect."/>
+            <wp:cNvGraphicFramePr>
+              <a:graphicFrameLocks xmlns:a="http://schemas.openxmlformats.org/drawingml/2006/main" noChangeAspect="1"/>
+            </wp:cNvGraphicFramePr>
+            <a:graphic xmlns:a="http://schemas.openxmlformats.org/drawingml/2006/main">
+              <a:graphicData uri="http://schemas.openxmlformats.org/drawingml/2006/picture">
+                <pic:pic xmlns:pic="http://schemas.openxmlformats.org/drawingml/2006/picture">
+                  <pic:nvPicPr>
+                    <pic:cNvPr id="1873206379" name="Picture 1" descr="A diagram of a computer application&#10;&#10;AI-generated content may be incorrect."/>
+                    <pic:cNvPicPr/>
+                  </pic:nvPicPr>
+                  <pic:blipFill>
+                    <a:blip r:embed="rId43"/>
+                    <a:stretch>
+                      <a:fillRect/>
+                    </a:stretch>
+                  </pic:blipFill>
+                  <pic:spPr>
+                    <a:xfrm>
+                      <a:off x="0" y="0"/>
+                      <a:ext cx="5943600" cy="3268345"/>
+                    </a:xfrm>
+                    <a:prstGeom prst="rect">
+                      <a:avLst/>
+                    </a:prstGeom>
+                  </pic:spPr>
+                </pic:pic>
+              </a:graphicData>
+            </a:graphic>
+          </wp:inline>
+        </w:drawing>
+      </w:r>
+    </w:p>
+    <w:p>
+      <w:pPr>
+        <w:pStyle w:val="Imagefirgure"/>
+      </w:pPr>
+      <w:r>
+        <w:rPr>
+          <w:b/>
+          <w:bCs/>
+        </w:rPr>
+        <w:tab/>
+      </w:r>
+      <w:r>
+        <w:t>Hình 3.</w:t>
+      </w:r>
+      <w:r>
+        <w:t>2</w:t>
+      </w:r>
+      <w:r>
+        <w:t xml:space="preserve"> </w:t>
+      </w:r>
+      <w:r>
+        <w:t xml:space="preserve">Sự phụ thuộc các layer trong kiến trúc </w:t>
+      </w:r>
+    </w:p>
+    <w:p>
+      <w:pPr>
+        <w:pStyle w:val="Imagefirgure"/>
+        <w:spacing w:before="120" w:line="360" w:lineRule="auto"/>
+        <w:jc w:val="both"/>
+        <w:rPr>
+          <w:i w:val="0"/>
+          <w:iCs w:val="0"/>
+        </w:rPr>
+      </w:pPr>
+      <w:r>
+        <w:rPr>
+          <w:i w:val="0"/>
+          <w:iCs w:val="0"/>
+        </w:rPr>
+        <w:t xml:space="preserve">Các layer bên trong kiến trúc được tách biệt một cách rõ ràng với việc dùng các abstraction services cho các layer, bên trong kiến trúc thay vì sự phụ thuộc trực tiếp vào các dịch vụ bên ngoài việc này làm cho việc thay đổi và duy trì các sự phụ thuộc trở nên dễ dàng hơn, các abstraction services này giống với mẫu adapter nơi mà các lớp định nghĩa một cách giao tiếp  và các lớp bên ngoài muốn sự dụng cần thiết kế một dịch vụ phù hợp với abstraction services đó bằng cách implement </w:t>
+      </w:r>
+    </w:p>
+    <w:p>
+      <w:pPr>
+        <w:pStyle w:val="Imagefirgure"/>
+        <w:spacing w:before="120" w:line="360" w:lineRule="auto"/>
+        <w:rPr>
+          <w:i w:val="0"/>
+          <w:iCs w:val="0"/>
+        </w:rPr>
+      </w:pPr>
+      <w:r>
+        <w:rPr>
+          <w:i w:val="0"/>
+          <w:iCs w:val="0"/>
+          <w:noProof/>
+          <w14:ligatures w14:val="standardContextual"/>
+        </w:rPr>
+        <w:drawing>
+          <wp:inline distT="0" distB="0" distL="0" distR="0" wp14:anchorId="771A0ACD" wp14:editId="5006EAD6">
+            <wp:extent cx="4275428" cy="2907323"/>
+            <wp:effectExtent l="0" t="0" r="0" b="7620"/>
+            <wp:docPr id="257171102" name="Picture 3" descr="A close-up of a adapter&#10;&#10;AI-generated content may be incorrect."/>
+            <wp:cNvGraphicFramePr>
+              <a:graphicFrameLocks xmlns:a="http://schemas.openxmlformats.org/drawingml/2006/main" noChangeAspect="1"/>
+            </wp:cNvGraphicFramePr>
+            <a:graphic xmlns:a="http://schemas.openxmlformats.org/drawingml/2006/main">
+              <a:graphicData uri="http://schemas.openxmlformats.org/drawingml/2006/picture">
+                <pic:pic xmlns:pic="http://schemas.openxmlformats.org/drawingml/2006/picture">
+                  <pic:nvPicPr>
+                    <pic:cNvPr id="257171102" name="Picture 3" descr="A close-up of a adapter&#10;&#10;AI-generated content may be incorrect."/>
+                    <pic:cNvPicPr/>
+                  </pic:nvPicPr>
+                  <pic:blipFill>
+                    <a:blip r:embed="rId44">
+                      <a:extLst>
+                        <a:ext uri="{28A0092B-C50C-407E-A947-70E740481C1C}">
+                          <a14:useLocalDpi xmlns:a14="http://schemas.microsoft.com/office/drawing/2010/main" val="0"/>
+                        </a:ext>
+                      </a:extLst>
+                    </a:blip>
+                    <a:stretch>
+                      <a:fillRect/>
+                    </a:stretch>
+                  </pic:blipFill>
+                  <pic:spPr>
+                    <a:xfrm>
+                      <a:off x="0" y="0"/>
+                      <a:ext cx="4300272" cy="2924217"/>
+                    </a:xfrm>
+                    <a:prstGeom prst="rect">
+                      <a:avLst/>
+                    </a:prstGeom>
+                  </pic:spPr>
+                </pic:pic>
+              </a:graphicData>
+            </a:graphic>
+          </wp:inline>
+        </w:drawing>
+      </w:r>
+    </w:p>
+    <w:p>
+      <w:pPr>
+        <w:pStyle w:val="Imagefirgure"/>
+        <w:spacing w:line="360" w:lineRule="auto"/>
+        <w:rPr>
+          <w:i w:val="0"/>
+          <w:iCs w:val="0"/>
+        </w:rPr>
+      </w:pPr>
+      <w:r>
+        <w:t>Hình 3.</w:t>
+      </w:r>
+      <w:r>
+        <w:t>3</w:t>
+      </w:r>
+      <w:r>
+        <w:t xml:space="preserve"> </w:t>
+      </w:r>
+      <w:r>
+        <w:t>Apdapter Pattern</w:t>
+      </w:r>
+    </w:p>
+    <w:p>
+      <w:pPr>
         <w:pStyle w:val="Heading3"/>
         <w:rPr>
           <w:b/>
@@ -32230,6 +32403,7 @@
           <w:sz w:val="26"/>
           <w:szCs w:val="26"/>
         </w:rPr>
+        <w:lastRenderedPageBreak/>
         <w:t>3.1.</w:t>
       </w:r>
       <w:r>
@@ -32311,7 +32485,6 @@
           <w:noProof/>
           <w14:ligatures w14:val="standardContextual"/>
         </w:rPr>
-        <w:lastRenderedPageBreak/>
         <w:drawing>
           <wp:inline distT="0" distB="0" distL="0" distR="0" wp14:anchorId="3878E486" wp14:editId="7A07E1E9">
             <wp:extent cx="5082540" cy="4648200"/>
@@ -32328,7 +32501,7 @@
                     <pic:cNvPicPr/>
                   </pic:nvPicPr>
                   <pic:blipFill>
-                    <a:blip r:embed="rId43"/>
+                    <a:blip r:embed="rId45"/>
                     <a:stretch>
                       <a:fillRect/>
                     </a:stretch>
@@ -32358,7 +32531,7 @@
         <w:t>Hình 3.</w:t>
       </w:r>
       <w:r>
-        <w:t>2</w:t>
+        <w:t>4</w:t>
       </w:r>
       <w:r>
         <w:t xml:space="preserve"> Áp dụng pattern cqrs cho hệ thống</w:t>
@@ -32451,6 +32624,7 @@
           <w:sz w:val="26"/>
           <w:szCs w:val="26"/>
         </w:rPr>
+        <w:lastRenderedPageBreak/>
         <w:t>3.1</w:t>
       </w:r>
       <w:r>
@@ -32541,14 +32715,10 @@
         <w:spacing w:before="120" w:line="240" w:lineRule="auto"/>
       </w:pPr>
       <w:r>
-        <w:br w:type="page"/>
-      </w:r>
-      <w:r>
         <w:rPr>
           <w:noProof/>
           <w14:ligatures w14:val="standardContextual"/>
         </w:rPr>
-        <w:lastRenderedPageBreak/>
         <w:drawing>
           <wp:inline distT="0" distB="0" distL="0" distR="0" wp14:anchorId="2E2B6992" wp14:editId="33CF3653">
             <wp:extent cx="5943600" cy="2180590"/>
@@ -32565,7 +32735,7 @@
                     <pic:cNvPicPr/>
                   </pic:nvPicPr>
                   <pic:blipFill>
-                    <a:blip r:embed="rId44"/>
+                    <a:blip r:embed="rId46"/>
                     <a:stretch>
                       <a:fillRect/>
                     </a:stretch>
@@ -32598,7 +32768,7 @@
         <w:t>Hình 3.</w:t>
       </w:r>
       <w:r>
-        <w:t>2</w:t>
+        <w:t>5</w:t>
       </w:r>
       <w:r>
         <w:t xml:space="preserve"> </w:t>
@@ -32652,7 +32822,7 @@
                     <pic:cNvPicPr/>
                   </pic:nvPicPr>
                   <pic:blipFill>
-                    <a:blip r:embed="rId45"/>
+                    <a:blip r:embed="rId47"/>
                     <a:stretch>
                       <a:fillRect/>
                     </a:stretch>
@@ -32682,7 +32852,7 @@
         <w:t>Hình 3.</w:t>
       </w:r>
       <w:r>
-        <w:t>3</w:t>
+        <w:t>6</w:t>
       </w:r>
       <w:r>
         <w:t xml:space="preserve"> </w:t>
@@ -32722,6 +32892,7 @@
           <w:b/>
           <w:bCs/>
         </w:rPr>
+        <w:lastRenderedPageBreak/>
         <w:t>Logging:</w:t>
       </w:r>
       <w:r>
@@ -32782,7 +32953,6 @@
           <w:b/>
           <w:bCs/>
         </w:rPr>
-        <w:lastRenderedPageBreak/>
         <w:t>Transaction:</w:t>
       </w:r>
       <w:r>
@@ -32831,7 +33001,7 @@
                     <pic:cNvPicPr/>
                   </pic:nvPicPr>
                   <pic:blipFill>
-                    <a:blip r:embed="rId46"/>
+                    <a:blip r:embed="rId48"/>
                     <a:stretch>
                       <a:fillRect/>
                     </a:stretch>
@@ -32861,7 +33031,7 @@
         <w:t>Hình 3.</w:t>
       </w:r>
       <w:r>
-        <w:t>3</w:t>
+        <w:t>7</w:t>
       </w:r>
       <w:r>
         <w:t xml:space="preserve"> </w:t>
@@ -33017,6 +33187,7 @@
         <w:rPr>
           <w:szCs w:val="26"/>
         </w:rPr>
+        <w:lastRenderedPageBreak/>
         <w:t>Bước 5: Aggragte xử lý logic domain, lưu domain event vào event store sau đó trả về cho command</w:t>
       </w:r>
     </w:p>
@@ -33077,7 +33248,6 @@
         <w:rPr>
           <w:szCs w:val="26"/>
         </w:rPr>
-        <w:lastRenderedPageBreak/>
         <w:t>Bước 8: Sau khi di chuyển dự liệu thành công hệ thống khởi tạo các domain event handler để thực thi</w:t>
       </w:r>
     </w:p>
@@ -33180,8 +33350,8 @@
           <w14:ligatures w14:val="standardContextual"/>
         </w:rPr>
         <w:drawing>
-          <wp:inline distT="0" distB="0" distL="0" distR="0" wp14:anchorId="4BFA4CCF" wp14:editId="1A3C4628">
-            <wp:extent cx="6692265" cy="5246077"/>
+          <wp:inline distT="0" distB="0" distL="0" distR="0" wp14:anchorId="4BFA4CCF" wp14:editId="60E4F985">
+            <wp:extent cx="6691188" cy="4712677"/>
             <wp:effectExtent l="0" t="0" r="0" b="0"/>
             <wp:docPr id="101395597" name="Picture 1" descr="A diagram of a company&#10;&#10;AI-generated content may be incorrect."/>
             <wp:cNvGraphicFramePr>
@@ -33195,7 +33365,7 @@
                     <pic:cNvPicPr/>
                   </pic:nvPicPr>
                   <pic:blipFill>
-                    <a:blip r:embed="rId47"/>
+                    <a:blip r:embed="rId49"/>
                     <a:stretch>
                       <a:fillRect/>
                     </a:stretch>
@@ -33203,7 +33373,7 @@
                   <pic:spPr>
                     <a:xfrm>
                       <a:off x="0" y="0"/>
-                      <a:ext cx="6775255" cy="5311133"/>
+                      <a:ext cx="6778921" cy="4774468"/>
                     </a:xfrm>
                     <a:prstGeom prst="rect">
                       <a:avLst/>
@@ -33225,7 +33395,7 @@
         <w:t>Hình 3.</w:t>
       </w:r>
       <w:r>
-        <w:t>4</w:t>
+        <w:t>8</w:t>
       </w:r>
       <w:r>
         <w:t xml:space="preserve"> </w:t>
@@ -33237,41 +33407,19 @@
     </w:p>
     <w:p>
       <w:pPr>
-        <w:pStyle w:val="Imagefirgure"/>
-      </w:pPr>
-    </w:p>
-    <w:p>
-      <w:pPr>
-        <w:pStyle w:val="Imagefirgure"/>
-      </w:pPr>
-    </w:p>
-    <w:p>
-      <w:pPr>
         <w:spacing w:after="160" w:line="278" w:lineRule="auto"/>
-        <w:rPr>
-          <w:i/>
-          <w:iCs/>
-          <w:sz w:val="24"/>
-          <w:szCs w:val="24"/>
-        </w:rPr>
-      </w:pPr>
-      <w:r>
-        <w:br w:type="page"/>
-      </w:r>
-    </w:p>
-    <w:p>
-      <w:pPr>
-        <w:pStyle w:val="Heading3"/>
         <w:rPr>
           <w:b/>
           <w:bCs/>
           <w:i/>
           <w:iCs/>
           <w:color w:val="000000" w:themeColor="text1"/>
-          <w:sz w:val="26"/>
           <w:szCs w:val="26"/>
         </w:rPr>
       </w:pPr>
+      <w:r>
+        <w:br w:type="page"/>
+      </w:r>
       <w:bookmarkStart w:id="153" w:name="_Toc201335954"/>
       <w:r>
         <w:rPr>
@@ -33280,7 +33428,6 @@
           <w:i/>
           <w:iCs/>
           <w:color w:val="000000" w:themeColor="text1"/>
-          <w:sz w:val="26"/>
           <w:szCs w:val="26"/>
         </w:rPr>
         <w:lastRenderedPageBreak/>
@@ -33317,7 +33464,7 @@
                     <pic:cNvPicPr/>
                   </pic:nvPicPr>
                   <pic:blipFill>
-                    <a:blip r:embed="rId48"/>
+                    <a:blip r:embed="rId50"/>
                     <a:stretch>
                       <a:fillRect/>
                     </a:stretch>
@@ -33346,7 +33493,7 @@
         <w:t>Hình 3.</w:t>
       </w:r>
       <w:r>
-        <w:t>5</w:t>
+        <w:t>9</w:t>
       </w:r>
       <w:r>
         <w:t xml:space="preserve"> </w:t>
@@ -33445,9 +33592,9 @@
           <w:noProof/>
         </w:rPr>
         <w:drawing>
-          <wp:inline distT="0" distB="0" distL="0" distR="0" wp14:anchorId="644BE10C" wp14:editId="223F0CC5">
-            <wp:extent cx="6608445" cy="4430395"/>
-            <wp:effectExtent l="0" t="0" r="1905" b="8255"/>
+          <wp:inline distT="0" distB="0" distL="0" distR="0" wp14:anchorId="644BE10C" wp14:editId="031AD897">
+            <wp:extent cx="6594231" cy="4307840"/>
+            <wp:effectExtent l="0" t="0" r="0" b="0"/>
             <wp:docPr id="615866062" name="Picture 1" descr="A diagram of a diagram&#10;&#10;AI-generated content may be incorrect."/>
             <wp:cNvGraphicFramePr>
               <a:graphicFrameLocks xmlns:a="http://schemas.openxmlformats.org/drawingml/2006/main" noChangeAspect="1"/>
@@ -33460,7 +33607,7 @@
                     <pic:cNvPicPr/>
                   </pic:nvPicPr>
                   <pic:blipFill>
-                    <a:blip r:embed="rId49"/>
+                    <a:blip r:embed="rId51"/>
                     <a:stretch>
                       <a:fillRect/>
                     </a:stretch>
@@ -33468,7 +33615,7 @@
                   <pic:spPr>
                     <a:xfrm>
                       <a:off x="0" y="0"/>
-                      <a:ext cx="6636729" cy="4449357"/>
+                      <a:ext cx="6627194" cy="4329374"/>
                     </a:xfrm>
                     <a:prstGeom prst="rect">
                       <a:avLst/>
@@ -33490,7 +33637,7 @@
         <w:t>Hình 3.</w:t>
       </w:r>
       <w:r>
-        <w:t>6</w:t>
+        <w:t>10</w:t>
       </w:r>
       <w:r>
         <w:t xml:space="preserve"> </w:t>
@@ -34840,7 +34987,7 @@
               </w:rPr>
               <w:t xml:space="preserve">, Microsoft Corporation, v7.0, Mar. 22, 2023. [Online]. Available: </w:t>
             </w:r>
-            <w:hyperlink r:id="rId50" w:history="1">
+            <w:hyperlink r:id="rId52" w:history="1">
               <w:r>
                 <w:rPr>
                   <w:rStyle w:val="Hyperlink"/>
@@ -34890,7 +35037,7 @@
               </w:rPr>
               <w:t xml:space="preserve">, [Online]. Available: </w:t>
             </w:r>
-            <w:hyperlink r:id="rId51" w:tgtFrame="_new" w:history="1">
+            <w:hyperlink r:id="rId53" w:tgtFrame="_new" w:history="1">
               <w:r>
                 <w:rPr>
                   <w:rStyle w:val="Hyperlink"/>
@@ -34940,7 +35087,7 @@
               </w:rPr>
               <w:t xml:space="preserve">, [Online]. Available: </w:t>
             </w:r>
-            <w:hyperlink r:id="rId52" w:tgtFrame="_new" w:history="1">
+            <w:hyperlink r:id="rId54" w:tgtFrame="_new" w:history="1">
               <w:r>
                 <w:rPr>
                   <w:rStyle w:val="Hyperlink"/>
@@ -34987,7 +35134,7 @@
               </w:rPr>
               <w:t xml:space="preserve">, [Online]. Available: </w:t>
             </w:r>
-            <w:hyperlink r:id="rId53" w:tgtFrame="_new" w:history="1">
+            <w:hyperlink r:id="rId55" w:tgtFrame="_new" w:history="1">
               <w:r>
                 <w:rPr>
                   <w:rStyle w:val="Hyperlink"/>
@@ -35036,7 +35183,7 @@
               </w:rPr>
               <w:t xml:space="preserve">, GitHub repository, 2020. [Online]. Available: </w:t>
             </w:r>
-            <w:hyperlink r:id="rId54" w:tgtFrame="_new" w:history="1">
+            <w:hyperlink r:id="rId56" w:tgtFrame="_new" w:history="1">
               <w:r>
                 <w:rPr>
                   <w:rStyle w:val="Hyperlink"/>
@@ -35086,7 +35233,7 @@
               </w:rPr>
               <w:t xml:space="preserve">, [Online]. Available: </w:t>
             </w:r>
-            <w:hyperlink r:id="rId55" w:tgtFrame="_new" w:history="1">
+            <w:hyperlink r:id="rId57" w:tgtFrame="_new" w:history="1">
               <w:r>
                 <w:rPr>
                   <w:rStyle w:val="Hyperlink"/>
@@ -35136,7 +35283,7 @@
               </w:rPr>
               <w:t xml:space="preserve">, [Online]. Available: </w:t>
             </w:r>
-            <w:hyperlink r:id="rId56" w:tgtFrame="_new" w:history="1">
+            <w:hyperlink r:id="rId58" w:tgtFrame="_new" w:history="1">
               <w:r>
                 <w:rPr>
                   <w:rStyle w:val="Hyperlink"/>
@@ -35186,7 +35333,7 @@
               </w:rPr>
               <w:t xml:space="preserve">, [Online]. Available: </w:t>
             </w:r>
-            <w:hyperlink r:id="rId57" w:tgtFrame="_new" w:history="1">
+            <w:hyperlink r:id="rId59" w:tgtFrame="_new" w:history="1">
               <w:r>
                 <w:rPr>
                   <w:rStyle w:val="Hyperlink"/>
@@ -35236,7 +35383,7 @@
               </w:rPr>
               <w:t xml:space="preserve">, [Online]. Available: </w:t>
             </w:r>
-            <w:hyperlink r:id="rId58" w:tgtFrame="_new" w:history="1">
+            <w:hyperlink r:id="rId60" w:tgtFrame="_new" w:history="1">
               <w:r>
                 <w:rPr>
                   <w:rStyle w:val="Hyperlink"/>
@@ -35294,7 +35441,7 @@
               <w:lastRenderedPageBreak/>
               <w:t xml:space="preserve">[Online]. Available: </w:t>
             </w:r>
-            <w:hyperlink r:id="rId59" w:tgtFrame="_new" w:history="1">
+            <w:hyperlink r:id="rId61" w:tgtFrame="_new" w:history="1">
               <w:r>
                 <w:rPr>
                   <w:rStyle w:val="Hyperlink"/>
@@ -35326,7 +35473,6 @@
                 <w:color w:val="000000" w:themeColor="text1"/>
                 <w:lang w:val="en-US"/>
               </w:rPr>
-              <w:lastRenderedPageBreak/>
               <w:t xml:space="preserve">[12] Cloudinary Ltd., </w:t>
             </w:r>
             <w:r>
@@ -35345,7 +35491,7 @@
               </w:rPr>
               <w:t xml:space="preserve">, [Online]. Available: </w:t>
             </w:r>
-            <w:hyperlink r:id="rId60" w:tgtFrame="_new" w:history="1">
+            <w:hyperlink r:id="rId62" w:tgtFrame="_new" w:history="1">
               <w:r>
                 <w:rPr>
                   <w:rStyle w:val="Hyperlink"/>
@@ -35395,7 +35541,7 @@
               </w:rPr>
               <w:t xml:space="preserve">, [Online]. Available: </w:t>
             </w:r>
-            <w:hyperlink r:id="rId61" w:tgtFrame="_new" w:history="1">
+            <w:hyperlink r:id="rId63" w:tgtFrame="_new" w:history="1">
               <w:r>
                 <w:rPr>
                   <w:rStyle w:val="Hyperlink"/>
@@ -35445,7 +35591,7 @@
               </w:rPr>
               <w:t xml:space="preserve">, [Online]. Available: </w:t>
             </w:r>
-            <w:hyperlink r:id="rId62" w:tgtFrame="_new" w:history="1">
+            <w:hyperlink r:id="rId64" w:tgtFrame="_new" w:history="1">
               <w:r>
                 <w:rPr>
                   <w:rStyle w:val="Hyperlink"/>
@@ -35495,7 +35641,7 @@
               </w:rPr>
               <w:t xml:space="preserve">, [Online]. Available: </w:t>
             </w:r>
-            <w:hyperlink r:id="rId63" w:tgtFrame="_new" w:history="1">
+            <w:hyperlink r:id="rId65" w:tgtFrame="_new" w:history="1">
               <w:r>
                 <w:rPr>
                   <w:rStyle w:val="Hyperlink"/>
@@ -35546,7 +35692,7 @@
               </w:rPr>
               <w:t xml:space="preserve">, [Online]. Available: </w:t>
             </w:r>
-            <w:hyperlink r:id="rId64" w:tgtFrame="_new" w:history="1">
+            <w:hyperlink r:id="rId66" w:tgtFrame="_new" w:history="1">
               <w:r>
                 <w:rPr>
                   <w:rStyle w:val="Hyperlink"/>
@@ -35606,7 +35752,7 @@
               </w:rPr>
               <w:t xml:space="preserve">, GitHub repository, [Online]. Available: </w:t>
             </w:r>
-            <w:hyperlink r:id="rId65" w:tgtFrame="_new" w:history="1">
+            <w:hyperlink r:id="rId67" w:tgtFrame="_new" w:history="1">
               <w:r>
                 <w:rPr>
                   <w:rStyle w:val="Hyperlink"/>
@@ -35695,7 +35841,7 @@
               </w:rPr>
               <w:t xml:space="preserve">, [Online]. Available: </w:t>
             </w:r>
-            <w:hyperlink r:id="rId66" w:tgtFrame="_new" w:history="1">
+            <w:hyperlink r:id="rId68" w:tgtFrame="_new" w:history="1">
               <w:r>
                 <w:rPr>
                   <w:rStyle w:val="Hyperlink"/>

--- a/docs/do-an-tot-nghiep.docx
+++ b/docs/do-an-tot-nghiep.docx
@@ -2057,7 +2057,21 @@
           <w:color w:val="000000"/>
           <w:lang w:val="en-US"/>
         </w:rPr>
-        <w:t xml:space="preserve">Bốn năm học tập và nghiên cứu tại Khoa Công nghệ Thông tin, Trường Đại Học Thủy Lợi, là thời gian đáng nhớ với em. Từ những ngày đầu bỡ ngỡ với mô trường đại học đến giờ đây khi sắp hoàn thành chương trình học, em nhận ra mình đã trưởng thành hơn rất nhiều. </w:t>
+        <w:t>Bốn năm học tập và nghiên cứu tại Khoa Công nghệ Thông tin, Trường Đại Học Thủy Lợi, là thời gian đáng nhớ với em. Từ những ngày đầu bỡ ngỡ với mô</w:t>
+      </w:r>
+      <w:r>
+        <w:rPr>
+          <w:color w:val="000000"/>
+          <w:lang w:val="en-US"/>
+        </w:rPr>
+        <w:t>i</w:t>
+      </w:r>
+      <w:r>
+        <w:rPr>
+          <w:color w:val="000000"/>
+          <w:lang w:val="en-US"/>
+        </w:rPr>
+        <w:t xml:space="preserve"> trường đại học đến giờ đây khi sắp hoàn thành chương trình học, em nhận ra mình đã trưởng thành hơn rất nhiều. </w:t>
       </w:r>
     </w:p>
     <w:p>
@@ -12686,7 +12700,7 @@
                 <w:szCs w:val="24"/>
                 <w:lang w:val="en-US"/>
               </w:rPr>
-              <w:t>Phương pháp bảo mật nhiều yếu tố như cần SMS, vân tay để có thể ttruy cập tài khoản</w:t>
+              <w:t>Phương pháp bảo mật nhiều yếu tố như cần SMS, vân tay để có thể truy cập tài khoản</w:t>
             </w:r>
           </w:p>
         </w:tc>
@@ -35473,6 +35487,7 @@
                 <w:color w:val="000000" w:themeColor="text1"/>
                 <w:lang w:val="en-US"/>
               </w:rPr>
+              <w:lastRenderedPageBreak/>
               <w:t xml:space="preserve">[12] Cloudinary Ltd., </w:t>
             </w:r>
             <w:r>
